--- a/projects/kdu-club/submission/05_ai_initial_draft/ai_draft_explanation.docx
+++ b/projects/kdu-club/submission/05_ai_initial_draft/ai_draft_explanation.docx
@@ -126,7 +126,7 @@
     </w:p>
     <w:p>
       <w:r>
-        <w:t>학번·이름을 기입하고 학생이 직접 수정한 내용과 실행 결과, 개인 소감을 보완하세요. 보고서에 추가로 적용할 양식은 현재 첨부 확인이 필요합니다. 카카오워크 교수 승인 원본도 학생이 확인해야 합니다.</w:t>
+        <w:t>학번·이름을 기입하고 학생이 직접 수정한 내용과 실행 결과, 개인 소감을 보완하세요. 보고서 표지는 첨부한 HWP 양식의 구성을 적용했습니다. 카카오워크 교수 승인 원본도 학생이 확인해야 합니다.</w:t>
       </w:r>
     </w:p>
     <w:sectPr>
